--- a/docs/02-users-and-functional-requirements.docx
+++ b/docs/02-users-and-functional-requirements.docx
@@ -160,6 +160,15 @@
       <w:r>
         <w:lastRenderedPageBreak/>
         <w:t>17. Фрилансер должен иметь возможность искать и фильтровать заказы по категории, цене и рейтингу заказчика</w:t>
+      </w:r>
+      <w:r>
+        <w:br/>
+      </w:r>
+    </w:p>
+    <w:p>
+      <w:r>
+        <w:lastRenderedPageBreak/>
+        <w:t>18. Фрилансер должен иметь возможность подписаться на уведомления о новых заказах в выбранной категории</w:t>
       </w:r>
       <w:r>
         <w:br/>

--- a/docs/02-users-and-functional-requirements.docx
+++ b/docs/02-users-and-functional-requirements.docx
@@ -95,7 +95,7 @@
     </w:p>
     <w:p>
       <w:r>
-        <w:t>5. Система должна скрывать контакты заказчика от исполнителя до его выбора</w:t>
+        <w:t>5. Система должна скрывать контакты заказчика от фрилансера, пока заказчик не выберет этого фрилансера исполнителем заказа</w:t>
       </w:r>
     </w:p>
     <w:p>
@@ -125,7 +125,7 @@
     </w:p>
     <w:p>
       <w:r>
-        <w:t>11. На платформе должна быть возможность оплаты</w:t>
+        <w:t>11. Заказчик должен иметь возможность оплатить заказ банковской картой на странице заказа после выбора исполнителя</w:t>
       </w:r>
     </w:p>
     <w:p>
